--- a/docs/pl/spss.docx
+++ b/docs/pl/spss.docx
@@ -11397,6 +11397,7 @@
     <w:qFormat/>
     <w:rsid w:val="00A10FD9"/>
     <w:pPr>
+      <w:pageBreakBefore/>
       <w:keepNext/>
       <w:keepLines/>
       <w:spacing w:after="80" w:before="360"/>

--- a/docs/pl/spss.docx
+++ b/docs/pl/spss.docx
@@ -10489,7 +10489,7 @@
           <w:rPr>
             <w:rStyle w:val="Hyperlink"/>
           </w:rPr>
-          <w:t xml:space="preserve">www.oecd.org/en/about/programmes/sses.html</w:t>
+          <w:t xml:space="preserve">www.oecd.org/en/about/programmes/oecd-survey-on-social-and-emotional-skills.html#data</w:t>
         </w:r>
       </w:hyperlink>
     </w:p>
